--- a/resumes/Ziaur_Rahman_Resume_PHP_Laravel.docx
+++ b/resumes/Ziaur_Rahman_Resume_PHP_Laravel.docx
@@ -96,7 +96,7 @@
           <w:sz w:val="21"/>
           <w:szCs w:val="21"/>
         </w:rPr>
-        <w:t xml:space="preserve">Senior software engineer with 10 years building production web systems, eight of them in PHP — Laravel and Symfony with Vue — delivering products including booking platforms, multi-vendor marketplaces, and CRM systems for clients in Europe and Bangladesh, including a five-year tenure taking travel and property products from schema through API to interface. Spent the past year on remote contract for a Norwegian startup, shipping four products in twelve months on a small team; that backend work was C# and ASP.NET Core — the same problems as Laravel, in different syntax: service container, ORM, authentication, queues, API boundaries. Owns features end to end, from data model to deployment.</w:t>
+        <w:t xml:space="preserve">Senior software engineer with 10 years building production web systems, eight of them in PHP — Laravel and Symfony with Vue — delivering products including booking platforms, multi-vendor marketplaces, and CRM systems for clients in Europe and Bangladesh, taking them from schema through API to interface. Spent the past year on remote contract for a Norwegian startup, shipping four products in twelve months on a small team; that backend work was C# and ASP.NET Core — the same problems as Laravel, in different syntax: service container, ORM, authentication, queues, API boundaries. Owns features end to end, from data model to deployment.</w:t>
       </w:r>
     </w:p>
     <w:p>
@@ -347,7 +347,7 @@
           <w:sz w:val="21"/>
           <w:szCs w:val="21"/>
         </w:rPr>
-        <w:t xml:space="preserve">Owned the AI recruitment product end to end — job postings, candidate intake, CV processing, AI-conducted interviews, and scoring — on C#, ASP.NET Core, EF Core, and Azure SQL with a React and Next.js frontend. One of four products delivered in twelve months on a small engineering team.</w:t>
+        <w:t xml:space="preserve">Owned the AI recruitment product end to end — job postings, candidate intake, CV processing, AI-conducted interviews, and scoring — on C#, ASP.NET Core, EF Core, and Azure SQL with a React and Next.js frontend, and a Python service handling LLM-based CV scoring. One of four products delivered in twelve months on a small engineering team.</w:t>
       </w:r>
     </w:p>
     <w:p>
@@ -383,7 +383,7 @@
           <w:sz w:val="21"/>
           <w:szCs w:val="21"/>
         </w:rPr>
-        <w:t xml:space="preserve">Shipped a lead-generation platform (Python, Supabase, Next.js on Render) covering ingest, storage, and bulk email; sending ran off the request cycle in jobs that were safe to retry.</w:t>
+        <w:t xml:space="preserve">Shipped a lead-generation platform (Next.js, Supabase on Render) covering ingest, storage, and bulk email; sending ran off the request cycle in jobs that were safe to retry.</w:t>
       </w:r>
     </w:p>
     <w:p>
@@ -987,7 +987,7 @@
           <w:sz w:val="21"/>
           <w:szCs w:val="21"/>
         </w:rPr>
-        <w:t xml:space="preserve">CoreBari (corebari.com)  ·  independent SaaS product, live in production</w:t>
+        <w:t xml:space="preserve">CoreBari (corebari.net)  ·  independent SaaS product, live in production</w:t>
       </w:r>
       <w:r>
         <w:rPr>
@@ -1034,7 +1034,7 @@
           <w:sz w:val="21"/>
           <w:szCs w:val="21"/>
         </w:rPr>
-        <w:t xml:space="preserve">  —  SaaS platform automating recruitment: CV processing, AI-conducted interviews, candidate scoring and feedback workflows.  </w:t>
+        <w:t xml:space="preserve">  —  SaaS platform automating recruitment: CV processing, AI-conducted interviews, candidate scoring and feedback workflows, with LLM scoring in a separate Python service.  </w:t>
       </w:r>
       <w:r>
         <w:rPr>
@@ -1045,7 +1045,7 @@
           <w:sz w:val="20"/>
           <w:szCs w:val="20"/>
         </w:rPr>
-        <w:t xml:space="preserve">C# · ASP.NET Core · EF Core · Azure SQL · React / Next.js</w:t>
+        <w:t xml:space="preserve">C# · ASP.NET Core · EF Core · Azure SQL · Python · React / Next.js</w:t>
       </w:r>
     </w:p>
     <w:p>
